--- a/Arquitectura de Sistemas Computacionales/Kit docente/Clase 9/Guion Docente Clase 9 - Parcial 2.docx
+++ b/Arquitectura de Sistemas Computacionales/Kit docente/Clase 9/Guion Docente Clase 9 - Parcial 2.docx
@@ -766,7 +766,7 @@
           <w:color w:val="4A4A49"/>
           <w:sz w:val="22"/>
         </w:rPr>
-        <w:t xml:space="preserve"> mientras lo dices: ahí está el alcance —las clases que</w:t>
+        <w:t xml:space="preserve"> mientras lo dices. El deck es genérico a propósito: el</w:t>
       </w:r>
     </w:p>
     <w:p>
@@ -776,7 +776,7 @@
           <w:color w:val="4A4A49"/>
           <w:sz w:val="22"/>
         </w:rPr>
-        <w:t>entran— y el reparto de puntos por sección, que es lo primero que van a preguntar.</w:t>
+        <w:t>alcance (qué clases entran) y el reparto de puntos los dices tú, desde el enunciado, y el</w:t>
       </w:r>
     </w:p>
     <w:p>
@@ -786,23 +786,7 @@
           <w:color w:val="4A4A49"/>
           <w:sz w:val="22"/>
         </w:rPr>
-        <w:t xml:space="preserve">Pasa a la </w:t>
-      </w:r>
-      <w:r>
-        <w:rPr>
-          <w:b/>
-          <w:color w:val="4A4A49"/>
-          <w:sz w:val="22"/>
-        </w:rPr>
-        <w:t>diapositiva 3</w:t>
-      </w:r>
-      <w:r>
-        <w:rPr>
-          <w:b w:val="0"/>
-          <w:color w:val="4A4A49"/>
-          <w:sz w:val="22"/>
-        </w:rPr>
-        <w:t xml:space="preserve"> para el canal, el minuto de cierre y qué dudas vas a</w:t>
+        <w:t>canal y el minuto de cierre también; dejar la lámina en pantalla los primeros minutos</w:t>
       </w:r>
     </w:p>
     <w:p>
@@ -812,17 +796,7 @@
           <w:color w:val="4A4A49"/>
           <w:sz w:val="22"/>
         </w:rPr>
-        <w:t>responder; dejarla en pantalla los primeros minutos ahorra la mitad de los mensajes por</w:t>
-      </w:r>
-    </w:p>
-    <w:p>
-      <w:r>
-        <w:rPr>
-          <w:b w:val="0"/>
-          <w:color w:val="4A4A49"/>
-          <w:sz w:val="22"/>
-        </w:rPr>
-        <w:t>privado.</w:t>
+        <w:t>ahorra la mitad de los mensajes por privado.</w:t>
       </w:r>
     </w:p>
     <w:p>
